--- a/Manuscript/reviewer_JP.docx
+++ b/Manuscript/reviewer_JP.docx
@@ -167,6 +167,11 @@
     </w:p>
     <w:p>
       <w:pPr>
+        <w:pStyle w:val="ListParagraph"/>
+        <w:numPr>
+          <w:ilvl w:val="0"/>
+          <w:numId w:val="7"/>
+        </w:numPr>
         <w:rPr>
           <w:rFonts w:ascii="Aptos" w:hAnsi="Aptos"/>
           <w:color w:val="215E99" w:themeColor="text2" w:themeTint="BF"/>
@@ -218,6 +223,11 @@
     </w:p>
     <w:p>
       <w:pPr>
+        <w:pStyle w:val="ListParagraph"/>
+        <w:numPr>
+          <w:ilvl w:val="0"/>
+          <w:numId w:val="7"/>
+        </w:numPr>
         <w:rPr>
           <w:rFonts w:ascii="Aptos" w:hAnsi="Aptos"/>
           <w:color w:val="215E99" w:themeColor="text2" w:themeTint="BF"/>
@@ -230,7 +240,7 @@
           <w:color w:val="215E99" w:themeColor="text2" w:themeTint="BF"/>
           <w:sz w:val="22"/>
         </w:rPr>
-        <w:t xml:space="preserve">The legend </w:t>
+        <w:t>The legend was updated</w:t>
       </w:r>
       <w:r>
         <w:rPr>
@@ -238,7 +248,7 @@
           <w:color w:val="215E99" w:themeColor="text2" w:themeTint="BF"/>
           <w:sz w:val="22"/>
         </w:rPr>
-        <w:t xml:space="preserve">was </w:t>
+        <w:t>,</w:t>
       </w:r>
       <w:r>
         <w:rPr>
@@ -246,7 +256,7 @@
           <w:color w:val="215E99" w:themeColor="text2" w:themeTint="BF"/>
           <w:sz w:val="22"/>
         </w:rPr>
-        <w:t>updated</w:t>
+        <w:t xml:space="preserve"> and </w:t>
       </w:r>
       <w:r>
         <w:rPr>
@@ -254,7 +264,7 @@
           <w:color w:val="215E99" w:themeColor="text2" w:themeTint="BF"/>
           <w:sz w:val="22"/>
         </w:rPr>
-        <w:t>,</w:t>
+        <w:t xml:space="preserve">the figure was </w:t>
       </w:r>
       <w:r>
         <w:rPr>
@@ -262,47 +272,7 @@
           <w:color w:val="215E99" w:themeColor="text2" w:themeTint="BF"/>
           <w:sz w:val="22"/>
         </w:rPr>
-        <w:t xml:space="preserve"> and </w:t>
-      </w:r>
-      <w:r>
-        <w:rPr>
-          <w:rFonts w:ascii="Aptos" w:hAnsi="Aptos"/>
-          <w:color w:val="215E99" w:themeColor="text2" w:themeTint="BF"/>
-          <w:sz w:val="22"/>
-        </w:rPr>
-        <w:t xml:space="preserve">the figure was </w:t>
-      </w:r>
-      <w:r>
-        <w:rPr>
-          <w:rFonts w:ascii="Aptos" w:hAnsi="Aptos"/>
-          <w:color w:val="215E99" w:themeColor="text2" w:themeTint="BF"/>
-          <w:sz w:val="22"/>
-        </w:rPr>
-        <w:t>fixed</w:t>
-      </w:r>
-      <w:r>
-        <w:rPr>
-          <w:rFonts w:ascii="Aptos" w:hAnsi="Aptos"/>
-          <w:color w:val="215E99" w:themeColor="text2" w:themeTint="BF"/>
-          <w:sz w:val="22"/>
-        </w:rPr>
-        <w:t xml:space="preserve"> at the top of Figure </w:t>
-      </w:r>
-      <w:r>
-        <w:rPr>
-          <w:rFonts w:ascii="Aptos" w:hAnsi="Aptos"/>
-          <w:color w:val="215E99" w:themeColor="text2" w:themeTint="BF"/>
-          <w:sz w:val="22"/>
-        </w:rPr>
-        <w:t>4</w:t>
-      </w:r>
-      <w:r>
-        <w:rPr>
-          <w:rFonts w:ascii="Aptos" w:hAnsi="Aptos"/>
-          <w:color w:val="215E99" w:themeColor="text2" w:themeTint="BF"/>
-          <w:sz w:val="22"/>
-        </w:rPr>
-        <w:t>.</w:t>
+        <w:t>fixed at the top of Figure 4.</w:t>
       </w:r>
     </w:p>
     <w:p>
@@ -2187,7 +2157,7 @@
           <w:color w:val="0070C0"/>
           <w:sz w:val="22"/>
         </w:rPr>
-        <w:t xml:space="preserve">Notice that </w:t>
+        <w:t xml:space="preserve">Notice that the top left and middle right panels </w:t>
       </w:r>
       <w:r>
         <w:rPr>
@@ -2195,7 +2165,7 @@
           <w:color w:val="0070C0"/>
           <w:sz w:val="22"/>
         </w:rPr>
-        <w:t xml:space="preserve">the top left and middle right panels </w:t>
+        <w:t xml:space="preserve">in Figure 5 </w:t>
       </w:r>
       <w:r>
         <w:rPr>
@@ -2203,31 +2173,7 @@
           <w:color w:val="0070C0"/>
           <w:sz w:val="22"/>
         </w:rPr>
-        <w:t xml:space="preserve">in Figure 5 </w:t>
-      </w:r>
-      <w:r>
-        <w:rPr>
-          <w:rFonts w:ascii="Aptos" w:hAnsi="Aptos"/>
-          <w:color w:val="0070C0"/>
-          <w:sz w:val="22"/>
-        </w:rPr>
-        <w:t>refer</w:t>
-      </w:r>
-      <w:r>
-        <w:rPr>
-          <w:rFonts w:ascii="Aptos" w:hAnsi="Aptos"/>
-          <w:color w:val="0070C0"/>
-          <w:sz w:val="22"/>
-        </w:rPr>
-        <w:t xml:space="preserve"> to female-managed plots answered by males and male-managed plots answered by females.</w:t>
-      </w:r>
-      <w:r>
-        <w:rPr>
-          <w:rFonts w:ascii="Aptos" w:hAnsi="Aptos"/>
-          <w:color w:val="0070C0"/>
-          <w:sz w:val="22"/>
-        </w:rPr>
-        <w:t xml:space="preserve"> In general, the response to the question “Number of ICV plots in the house” is 0, since the sex of the person answering the question is related to the sex-managed plot. In the few cases </w:t>
+        <w:t xml:space="preserve">refer to female-managed plots answered by males and male-managed plots answered by females. In general, the response to the question “Number of ICV plots in the house” is 0, since the sex of the person answering the question is related to the sex-managed plot. In the few cases </w:t>
       </w:r>
       <w:r>
         <w:rPr>
@@ -3073,6 +3019,119 @@
     </w:lvl>
   </w:abstractNum>
   <w:abstractNum w:abstractNumId="1" w15:restartNumberingAfterBreak="0">
+    <w:nsid w:val="372365D1"/>
+    <w:multiLevelType w:val="hybridMultilevel"/>
+    <w:tmpl w:val="823A7C5C"/>
+    <w:lvl w:ilvl="0" w:tplc="EE16895E">
+      <w:start w:val="5"/>
+      <w:numFmt w:val="bullet"/>
+      <w:lvlText w:val="-"/>
+      <w:lvlJc w:val="left"/>
+      <w:pPr>
+        <w:ind w:left="720" w:hanging="360"/>
+      </w:pPr>
+      <w:rPr>
+        <w:rFonts w:ascii="Aptos" w:eastAsiaTheme="minorEastAsia" w:hAnsi="Aptos" w:cstheme="minorBidi" w:hint="default"/>
+      </w:rPr>
+    </w:lvl>
+    <w:lvl w:ilvl="1" w:tplc="04090003" w:tentative="1">
+      <w:start w:val="1"/>
+      <w:numFmt w:val="bullet"/>
+      <w:lvlText w:val="o"/>
+      <w:lvlJc w:val="left"/>
+      <w:pPr>
+        <w:ind w:left="1440" w:hanging="360"/>
+      </w:pPr>
+      <w:rPr>
+        <w:rFonts w:ascii="Courier New" w:hAnsi="Courier New" w:cs="Courier New" w:hint="default"/>
+      </w:rPr>
+    </w:lvl>
+    <w:lvl w:ilvl="2" w:tplc="04090005" w:tentative="1">
+      <w:start w:val="1"/>
+      <w:numFmt w:val="bullet"/>
+      <w:lvlText w:val=""/>
+      <w:lvlJc w:val="left"/>
+      <w:pPr>
+        <w:ind w:left="2160" w:hanging="360"/>
+      </w:pPr>
+      <w:rPr>
+        <w:rFonts w:ascii="Wingdings" w:hAnsi="Wingdings" w:hint="default"/>
+      </w:rPr>
+    </w:lvl>
+    <w:lvl w:ilvl="3" w:tplc="04090001" w:tentative="1">
+      <w:start w:val="1"/>
+      <w:numFmt w:val="bullet"/>
+      <w:lvlText w:val=""/>
+      <w:lvlJc w:val="left"/>
+      <w:pPr>
+        <w:ind w:left="2880" w:hanging="360"/>
+      </w:pPr>
+      <w:rPr>
+        <w:rFonts w:ascii="Symbol" w:hAnsi="Symbol" w:hint="default"/>
+      </w:rPr>
+    </w:lvl>
+    <w:lvl w:ilvl="4" w:tplc="04090003" w:tentative="1">
+      <w:start w:val="1"/>
+      <w:numFmt w:val="bullet"/>
+      <w:lvlText w:val="o"/>
+      <w:lvlJc w:val="left"/>
+      <w:pPr>
+        <w:ind w:left="3600" w:hanging="360"/>
+      </w:pPr>
+      <w:rPr>
+        <w:rFonts w:ascii="Courier New" w:hAnsi="Courier New" w:cs="Courier New" w:hint="default"/>
+      </w:rPr>
+    </w:lvl>
+    <w:lvl w:ilvl="5" w:tplc="04090005" w:tentative="1">
+      <w:start w:val="1"/>
+      <w:numFmt w:val="bullet"/>
+      <w:lvlText w:val=""/>
+      <w:lvlJc w:val="left"/>
+      <w:pPr>
+        <w:ind w:left="4320" w:hanging="360"/>
+      </w:pPr>
+      <w:rPr>
+        <w:rFonts w:ascii="Wingdings" w:hAnsi="Wingdings" w:hint="default"/>
+      </w:rPr>
+    </w:lvl>
+    <w:lvl w:ilvl="6" w:tplc="04090001" w:tentative="1">
+      <w:start w:val="1"/>
+      <w:numFmt w:val="bullet"/>
+      <w:lvlText w:val=""/>
+      <w:lvlJc w:val="left"/>
+      <w:pPr>
+        <w:ind w:left="5040" w:hanging="360"/>
+      </w:pPr>
+      <w:rPr>
+        <w:rFonts w:ascii="Symbol" w:hAnsi="Symbol" w:hint="default"/>
+      </w:rPr>
+    </w:lvl>
+    <w:lvl w:ilvl="7" w:tplc="04090003" w:tentative="1">
+      <w:start w:val="1"/>
+      <w:numFmt w:val="bullet"/>
+      <w:lvlText w:val="o"/>
+      <w:lvlJc w:val="left"/>
+      <w:pPr>
+        <w:ind w:left="5760" w:hanging="360"/>
+      </w:pPr>
+      <w:rPr>
+        <w:rFonts w:ascii="Courier New" w:hAnsi="Courier New" w:cs="Courier New" w:hint="default"/>
+      </w:rPr>
+    </w:lvl>
+    <w:lvl w:ilvl="8" w:tplc="04090005" w:tentative="1">
+      <w:start w:val="1"/>
+      <w:numFmt w:val="bullet"/>
+      <w:lvlText w:val=""/>
+      <w:lvlJc w:val="left"/>
+      <w:pPr>
+        <w:ind w:left="6480" w:hanging="360"/>
+      </w:pPr>
+      <w:rPr>
+        <w:rFonts w:ascii="Wingdings" w:hAnsi="Wingdings" w:hint="default"/>
+      </w:rPr>
+    </w:lvl>
+  </w:abstractNum>
+  <w:abstractNum w:abstractNumId="2" w15:restartNumberingAfterBreak="0">
     <w:nsid w:val="7549302F"/>
     <w:multiLevelType w:val="multilevel"/>
     <w:tmpl w:val="4D447A54"/>
@@ -3186,7 +3245,7 @@
       </w:pPr>
     </w:lvl>
   </w:abstractNum>
-  <w:abstractNum w:abstractNumId="2" w15:restartNumberingAfterBreak="0">
+  <w:abstractNum w:abstractNumId="3" w15:restartNumberingAfterBreak="0">
     <w:nsid w:val="78257363"/>
     <w:multiLevelType w:val="multilevel"/>
     <w:tmpl w:val="E00CAFB2"/>
@@ -3279,16 +3338,19 @@
     <w:abstractNumId w:val="0"/>
   </w:num>
   <w:num w:numId="3" w16cid:durableId="1196314254">
-    <w:abstractNumId w:val="1"/>
+    <w:abstractNumId w:val="2"/>
   </w:num>
   <w:num w:numId="4" w16cid:durableId="645746271">
-    <w:abstractNumId w:val="2"/>
+    <w:abstractNumId w:val="3"/>
   </w:num>
   <w:num w:numId="5" w16cid:durableId="1547643634">
-    <w:abstractNumId w:val="2"/>
+    <w:abstractNumId w:val="3"/>
   </w:num>
   <w:num w:numId="6" w16cid:durableId="962930496">
-    <w:abstractNumId w:val="2"/>
+    <w:abstractNumId w:val="3"/>
+  </w:num>
+  <w:num w:numId="7" w16cid:durableId="1370035173">
+    <w:abstractNumId w:val="1"/>
   </w:num>
 </w:numbering>
 </file>
@@ -3923,6 +3985,7 @@
   <w:style w:type="character" w:default="1" w:styleId="DefaultParagraphFont">
     <w:name w:val="Default Paragraph Font"/>
     <w:uiPriority w:val="1"/>
+    <w:semiHidden/>
     <w:unhideWhenUsed/>
   </w:style>
   <w:style w:type="table" w:default="1" w:styleId="TableNormal">
